--- a/business_es/part3/ep34_Volumen_o_margen.docx
+++ b/business_es/part3/ep34_Volumen_o_margen.docx
@@ -352,7 +352,7 @@
           <w:rFonts w:ascii="Calibri" w:hAnsi="Calibri" w:eastAsia="Malgun Gothic"/>
           <w:sz w:val="20"/>
         </w:rPr>
-        <w:t>목요일 아침, 대니얼이 브리켈의 유리 타워 세 동을 탁자 위에 올린다. 2년 동안 7만 5천 제곱미터, 3호기를 계속 돌릴 수 있는 물량이다. 하지만 가격은 라몬이 정한 하한선에서 겨우 5센트 위이고, 2년 가격 고정에 담보 없는 외상 거래까지 붙어 있다. 점심때 칼레 오초의 카페 창구 앞에서 루카스와 암파로의 의견이 처음으로 갈리고, 밤 10시의 온다와 연결한 화상 회의에서 라몬은 계산기를, 비센테는 2009년의 기억을 꺼낸다.</w:t>
+        <w:t>목요일 아침, 대니얼이 브리켈의 유리 타워 세 동을 탁자 위에 올린다. 2년 동안 7만 5천 제곱미터, 3호기를 계속 돌릴 수 있는 물량이다. 하지만 가격은 라몬이 정한 하한선에서 겨우 5센트 위이고, 2년 가격 고정에, 대금 70%는 신용장 없는 외상 거래다. 점심때 칼레 오초에 있는 오스발도네 카페 창구 앞에서 루카스와 암파로의 의견이 처음으로 갈리고, 밤 10시의 온다와 연결한 화상 회의에서 라몬은 계산기를, 비센테는 2009년의 기억을 꺼낸다.</w:t>
       </w:r>
     </w:p>
     <w:p>
@@ -571,7 +571,7 @@
           <w:sz w:val="22"/>
         </w:rPr>
         <w:tab/>
-        <w:t>¿Las tres son del mismo promotor?</w:t>
+        <w:t>¿Las tres del mismo promotor?</w:t>
       </w:r>
     </w:p>
     <w:p>
@@ -597,7 +597,7 @@
           <w:sz w:val="22"/>
         </w:rPr>
         <w:tab/>
-        <w:t>Brisas de Brickell, cuarenta y dos pisos. Aurora, treinta y ocho. Palma Azul, treinta. El mismo developer, el mismo arquitecto y el mismo problema: necesitan piso para todos los apartamentos.</w:t>
+        <w:t>Brisas de Brickell, cuarenta y dos pisos. Aurora, treinta y ocho. Palma Azul, treinta. Tres developers distintos, pero un solo proveedor de piso: yo. Y el mismo problema: necesitan piso para todos los apartamentos.</w:t>
       </w:r>
     </w:p>
     <w:p>
@@ -727,7 +727,7 @@
           <w:sz w:val="22"/>
         </w:rPr>
         <w:tab/>
-        <w:t>Escalonado. Unos cuatro contenedores al mes durante el primer año. Nuestro almacén no aguanta más, y el developer va piso por piso.</w:t>
+        <w:t>Escalonado. Brisas necesita el material en noviembre, así que ese pedido tiene que estar firmado en septiembre. Después, unos cuatro contenedores al mes. Nuestro almacén no aguanta más, y los developers van piso por piso.</w:t>
       </w:r>
     </w:p>
     <w:p>
@@ -831,7 +831,7 @@
           <w:sz w:val="22"/>
         </w:rPr>
         <w:tab/>
-        <w:t>Según el reporte del laboratorio: el «Blanco Biscayne» mate en el suelo de los apartamentos, el pulido en las paredes de los lobbies, el antideslizante en terrazas y baños. Y el roble claro en los dormitorios, si las muestras gustan.</w:t>
+        <w:t>Mi papá quería el semipulido también en el suelo, pero el laboratorio manda. Según el reporte: el «Blanco Biscayne» mate en el suelo de los apartamentos, el semipulido en las paredes de los lobbies, el antideslizante en terrazas y baños. Y el roble claro en los dormitorios, si las muestras gustan.</w:t>
       </w:r>
     </w:p>
     <w:p>
@@ -987,7 +987,7 @@
           <w:sz w:val="22"/>
         </w:rPr>
         <w:tab/>
-        <w:t>Aquí viene lo bueno. (escribe en una pizarra) Un dólar treinta y cinco el pie cuadrado. FOB Valencia. Todo el mix, el mismo precio.</w:t>
+        <w:t>Aquí viene lo bueno. El martes les dije uno veinticinco y la señora casi se me desmaya. Hoy, con las tres torres juntas... (escribe en una pizarra) un dólar treinta y cinco el pie cuadrado. FOB Valencia. Todo el mix, el mismo precio.</w:t>
       </w:r>
     </w:p>
     <w:p>
@@ -1325,7 +1325,7 @@
           <w:sz w:val="22"/>
         </w:rPr>
         <w:tab/>
-        <w:t>Pago a sesenta días desde la llegada del barco. Cuenta abierta. Nada de cartas de crédito, que los bancos aquí cobran un ojo de la cara.</w:t>
+        <w:t>El pago. Como la señora me dijo que no al cincuenta y cincuenta, lo mejoro: treinta por ciento cuando el barco sale de Valencia, y el setenta a sesenta días de la llegada. Cuenta abierta. Nada de cartas de crédito, que los bancos aquí cobran un ojo de la cara.</w:t>
       </w:r>
     </w:p>
     <w:p>
@@ -1340,7 +1340,7 @@
           <w:color w:val="666666"/>
           <w:sz w:val="19"/>
         </w:rPr>
-        <w:t>Lucas y Amparo se miran. La palabra «cuenta abierta» cae sobre la mesa como una baldosa.</w:t>
+        <w:t>Lucas y Amparo se miran. Las palabras «cuenta abierta» caen sobre la mesa como una baldosa.</w:t>
       </w:r>
     </w:p>
     <w:p>
@@ -1474,7 +1474,7 @@
           <w:color w:val="666666"/>
           <w:sz w:val="19"/>
         </w:rPr>
-        <w:t>Comen de pie, frente a la ventanita de un café de la calle Ocho: dos cortaditos y dos pastelitos de guayaba. Por primera vez desde Monterrey, no están de acuerdo.</w:t>
+        <w:t>Comen de pie, frente a la ventanita del café de Osvaldo, en la calle Ocho: dos cortaditos y dos pastelitos de guayaba. Osvaldo los ha reconocido y no les ha dejado pagar. Por primera vez desde Monterrey, no están de acuerdo.</w:t>
       </w:r>
     </w:p>
     <w:p>
@@ -2195,7 +2195,7 @@
           <w:sz w:val="22"/>
         </w:rPr>
         <w:tab/>
-        <w:t>Daniel propone setenta y cinco mil metros en dos años, para tres torres en Brickell. El primer año, treinta mil.</w:t>
+        <w:t>Daniel ha juntado las tres torres de Brickell y ha subido su oferta: setenta y cinco mil metros en dos años. El primer año, treinta mil.</w:t>
       </w:r>
     </w:p>
     <w:p>
@@ -2247,7 +2247,7 @@
           <w:sz w:val="22"/>
         </w:rPr>
         <w:tab/>
-        <w:t>Un dólar treinta y cinco el pie, FOB Valencia. Trece veinticinco euros el metro. Precio fijo dos años. Pago a sesenta días, cuenta abierta.</w:t>
+        <w:t>Un dólar treinta y cinco el pie, FOB Valencia. Trece veinticinco euros el metro. Precio fijo dos años. Treinta por ciento al embarque y setenta a sesenta días, sin carta de crédito.</w:t>
       </w:r>
     </w:p>
     <w:p>
@@ -3577,7 +3577,7 @@
           <w:sz w:val="22"/>
         </w:rPr>
         <w:tab/>
-        <w:t>¿Texas? (suelta una carcajada) ¡Texas! Eso es otro país, chico. Allá el español es otro, la comida es otra y los negocios se cierran en una troca.</w:t>
+        <w:t>¿Texas? (suelta una carcajada) ¿No me digan que van a ver a Sandra Villarreal, la reina de las trocas? ¡Texas! Eso es otro país, chico. Allá el español es otro, la comida es otra y los negocios se cierran en una troca.</w:t>
       </w:r>
     </w:p>
     <w:p>
@@ -7526,7 +7526,7 @@
           <w:sz w:val="21"/>
         </w:rPr>
         <w:tab/>
-        <w:t>세 개 다 같은 개발사 거예요?</w:t>
+        <w:t>세 개 다 같은 개발사예요?</w:t>
       </w:r>
     </w:p>
     <w:p>
@@ -7552,7 +7552,7 @@
           <w:sz w:val="21"/>
         </w:rPr>
         <w:tab/>
-        <w:t>브리사스 데 브리켈, 42층. 아우로라, 38층. 코럴 포인트, 30층. 같은 개발사, 같은 건축가, 같은 문제. 아파트 전체에 바닥재가 필요해요.</w:t>
+        <w:t>브리사스 데 브리켈, 42층. 아우로라, 38층. 팔마 아술, 30층. 개발사는 셋이지만 바닥재 공급업체는 하나, 나예요. 그리고 문제도 같아요. 아파트 전체에 바닥재가 필요해요.</w:t>
       </w:r>
     </w:p>
     <w:p>
@@ -7682,7 +7682,7 @@
           <w:sz w:val="21"/>
         </w:rPr>
         <w:tab/>
-        <w:t>나눠서요. 첫해엔 한 달에 컨테이너 네 개 정도. 우리 창고가 그 이상은 못 버티고, 개발사도 층별로 진행하거든요.</w:t>
+        <w:t>나눠서요. 브리사스는 11월에 자재가 필요하니까 그 주문은 9월까지 서명돼야 해요. 그다음부터는 한 달에 컨테이너 네 개 정도. 우리 창고가 그 이상은 못 버티고, 개발사들도 층별로 진행하거든요.</w:t>
       </w:r>
     </w:p>
     <w:p>
@@ -7786,7 +7786,7 @@
           <w:sz w:val="21"/>
         </w:rPr>
         <w:tab/>
-        <w:t>시험소 성적서대로요. 아파트 바닥엔 '블랑코 비스케인' 매트, 로비 벽엔 폴리싱, 테라스와 욕실엔 미끄럼 방지. 샘플이 마음에 들면 침실엔 밝은 참나무.</w:t>
+        <w:t>아빠는 바닥에도 반광택을 원했지만 시험소 결과가 우선이죠. 성적서대로요. 아파트 바닥엔 '블랑코 비스케인' 매트, 로비 벽엔 반광택, 테라스와 욕실엔 미끄럼 방지. 샘플이 마음에 들면 침실엔 밝은 참나무.</w:t>
       </w:r>
     </w:p>
     <w:p>
@@ -7942,7 +7942,7 @@
           <w:sz w:val="21"/>
         </w:rPr>
         <w:tab/>
-        <w:t>이제 본론이에요. (화이트보드에 쓰며) 평방피트당 1달러 35센트. FOB 발렌시아. 전 제품 같은 가격.</w:t>
+        <w:t>이제 본론이에요. 화요일에 1달러 25센트라고 했더니 이 아가씨가 기절할 뻔했죠. 오늘은 세 타워를 다 묶어서… (화이트보드에 쓰며) 평방피트당 1달러 35센트. FOB 발렌시아. 전 제품 같은 가격.</w:t>
       </w:r>
     </w:p>
     <w:p>
@@ -8280,7 +8280,7 @@
           <w:sz w:val="21"/>
         </w:rPr>
         <w:tab/>
-        <w:t>배 도착일부터 60일 뒤 결제. 외상 거래로요. 신용장은 안 돼요. 여기 은행들은 수수료를 엄청 떼거든요.</w:t>
+        <w:t>결제요. 이 아가씨가 50 대 50은 안 된다고 했으니 조건을 올려 줄게요. 배가 발렌시아에서 출항할 때 30%, 나머지 70%는 도착 후 60일. 외상 거래로요. 신용장은 안 돼요. 여기 은행들은 수수료를 엄청 떼거든요.</w:t>
       </w:r>
     </w:p>
     <w:p>
@@ -8430,7 +8430,7 @@
           <w:color w:val="666666"/>
           <w:sz w:val="19"/>
         </w:rPr>
-        <w:t>칼레 오초의 카페 창구 앞에 서서 먹는다. 코르타디토 두 잔과 구아바 파이 두 개. 몬테레이 이후 처음으로 두 사람의 의견이 다르다.</w:t>
+        <w:t>칼레 오초에 있는 오스발도네 카페 창구 앞에 서서 먹는다. 코르타디토 두 잔과 구아바 파이 두 개. 오스발도는 두 사람을 알아보고 돈을 받지 않았다. 몬테레이 이후 처음으로 두 사람의 의견이 다르다.</w:t>
       </w:r>
     </w:p>
     <w:p>
@@ -9152,7 +9152,7 @@
           <w:sz w:val="21"/>
         </w:rPr>
         <w:tab/>
-        <w:t>대니얼이 브리켈 타워 세 개용으로 2년 동안 7만 5천 제곱미터를 제안했어요. 첫해는 3만.</w:t>
+        <w:t>대니얼이 브리켈 타워 세 개를 묶어서 제안을 올렸어요. 2년 동안 7만 5천 제곱미터. 첫해는 3만.</w:t>
       </w:r>
     </w:p>
     <w:p>
@@ -9204,7 +9204,7 @@
           <w:sz w:val="21"/>
         </w:rPr>
         <w:tab/>
-        <w:t>평방피트당 1.35달러, FOB 발렌시아. 제곱미터당 13.25유로. 2년 가격 고정. 60일 외상 결제.</w:t>
+        <w:t>평방피트당 1.35달러, FOB 발렌시아. 제곱미터당 13.25유로. 2년 가격 고정. 선적 때 30%, 나머지 70%는 도착 후 60일, 신용장 없이요.</w:t>
       </w:r>
     </w:p>
     <w:p>
@@ -10535,7 +10535,7 @@
           <w:sz w:val="21"/>
         </w:rPr>
         <w:tab/>
-        <w:t>텍사스? (크게 웃으며) 텍사스! 거긴 다른 나라예요. 거기선 스페인어도 다르고, 음식도 다르고, 거래는 픽업트럭 안에서 끝나요.</w:t>
+        <w:t>텍사스? (크게 웃으며) 설마 트럭의 여왕, 산드라 비야레알 만나러 가는 거예요? 텍사스! 거긴 다른 나라예요. 거기선 스페인어도 다르고, 음식도 다르고, 거래는 픽업트럭 안에서 끝나요.</w:t>
       </w:r>
     </w:p>
     <w:p>
